--- a/Design/uml_01_core_domain_model.docx
+++ b/Design/uml_01_core_domain_model.docx
@@ -2987,7 +2987,7 @@
         <w:pStyle w:val="Compact"/>
       </w:pPr>
       <w:r>
-        <w:t xml:space="preserve">CustomerRegionAssignment → CRG: geography-aware region-distinctness constraint — three-region geography (US) requires Prod, CVAL, DR distinct; two-region geography requires Prod distinct with</w:t>
+        <w:t xml:space="preserve">CustomerRegionAssignment → CRG: geography-aware region-distinctness constraint — three-region geography (US) requires Prod, CVAL, DR distinct; two-region geography (EU/Australia/Asia Pacific) requires Prod distinct with</w:t>
       </w:r>
       <w:r>
         <w:t xml:space="preserve"> </w:t>
@@ -3010,15 +3010,48 @@
       </w:r>
       <w:r>
         <w:rPr>
-          <w:rStyle w:val="VerbatimChar"/>
-        </w:rPr>
-        <w:t xml:space="preserve">DR_NOT_OFFERED</w:t>
-      </w:r>
-      <w:r>
-        <w:t xml:space="preserve"> </w:t>
-      </w:r>
-      <w:r>
-        <w:t xml:space="preserve">geography (Middle East, DEC-001) has Prod + CVAL only (enforced in placement validation / PlacementPolicy)</w:t>
+          <w:bCs/>
+          <w:b/>
+        </w:rPr>
+        <w:t xml:space="preserve">[Amended v2.4]</w:t>
+      </w:r>
+      <w:r>
+        <w:t xml:space="preserve"> </w:t>
+      </w:r>
+      <w:r>
+        <w:t xml:space="preserve">the</w:t>
+      </w:r>
+      <w:r>
+        <w:t xml:space="preserve"> </w:t>
+      </w:r>
+      <w:r>
+        <w:rPr>
+          <w:bCs/>
+          <w:b/>
+        </w:rPr>
+        <w:t xml:space="preserve">Middle East is a cross-geo DR geography</w:t>
+      </w:r>
+      <w:r>
+        <w:t xml:space="preserve"> </w:t>
+      </w:r>
+      <w:r>
+        <w:t xml:space="preserve">(PLC-010b, DR-020, DEC-001 RESOLVED) — Prod + CVAL co-located in a weighted-selected Middle East region (separate CRGs) with</w:t>
+      </w:r>
+      <w:r>
+        <w:t xml:space="preserve"> </w:t>
+      </w:r>
+      <w:r>
+        <w:rPr>
+          <w:bCs/>
+          <w:b/>
+        </w:rPr>
+        <w:t xml:space="preserve">DR placed cross-geo in a weighted-selected Europe region</w:t>
+      </w:r>
+      <w:r>
+        <w:t xml:space="preserve"> </w:t>
+      </w:r>
+      <w:r>
+        <w:t xml:space="preserve">(enforced in placement validation / PlacementPolicy)</w:t>
       </w:r>
     </w:p>
     <w:p>
